--- a/Opgave 1 Zorgverzekering/Opgave 1 Zorgverzekering – nieuws met visual.docx
+++ b/Opgave 1 Zorgverzekering/Opgave 1 Zorgverzekering – nieuws met visual.docx
@@ -46,56 +46,6 @@
           <w:szCs w:val="21"/>
         </w:rPr>
         <w:t xml:space="preserve">De maandelijkse premie voor de basisverzekering stijgt in 2026 naar gemiddeld €155 per maand. Dat is een stijging van €11 ten opzichte van 2025. Volgens minister Agema komt dit door de stijgende zorgkosten: er worden meer behandelingen uitgevoerd en medicijnen worden duurder. Het eigen risico blijft €385. Zorgverzekeraars waarschuwen dat zonder maatregelen de premie de komende jaren verder zal stijgen.</w:t>
-      </w:r>
-    </w:p>
-    <w:p>
-      <w:pPr>
-        <w:spacing w:after="40"/>
-      </w:pPr>
-    </w:p>
-    <w:p>
-      <w:pPr>
-        <w:spacing w:after="80"/>
-      </w:pPr>
-      <w:r>
-        <w:drawing>
-          <wp:inline distT="0" distB="0" distL="0" distR="0">
-            <wp:extent cx="4095750" cy="2762250"/>
-            <wp:effectExtent t="0" r="0" b="0" l="0"/>
-            <wp:docPr id="1" name="" descr="" title=""/>
-            <wp:cNvGraphicFramePr>
-              <a:graphicFrameLocks xmlns:a="http://schemas.openxmlformats.org/drawingml/2006/main" noChangeAspect="1"/>
-            </wp:cNvGraphicFramePr>
-            <a:graphic xmlns:a="http://schemas.openxmlformats.org/drawingml/2006/main">
-              <a:graphicData uri="http://schemas.openxmlformats.org/drawingml/2006/picture">
-                <pic:pic xmlns:pic="http://schemas.openxmlformats.org/drawingml/2006/picture">
-                  <pic:nvPicPr>
-                    <pic:cNvPr id="0" name="" descr=""/>
-                    <pic:cNvPicPr>
-                      <a:picLocks noChangeAspect="1" noChangeArrowheads="1"/>
-                    </pic:cNvPicPr>
-                  </pic:nvPicPr>
-                  <pic:blipFill>
-                    <a:blip r:embed="rId9" cstate="none"/>
-                    <a:srcRect/>
-                    <a:stretch>
-                      <a:fillRect/>
-                    </a:stretch>
-                  </pic:blipFill>
-                  <pic:spPr bwMode="auto">
-                    <a:xfrm>
-                      <a:off x="0" y="0"/>
-                      <a:ext cx="4095750" cy="2762250"/>
-                    </a:xfrm>
-                    <a:prstGeom prst="rect">
-                      <a:avLst/>
-                    </a:prstGeom>
-                  </pic:spPr>
-                </pic:pic>
-              </a:graphicData>
-            </a:graphic>
-          </wp:inline>
-        </w:drawing>
       </w:r>
     </w:p>
     <w:p>

--- a/Opgave 1 Zorgverzekering/Opgave 1 Zorgverzekering – nieuws met visual.docx
+++ b/Opgave 1 Zorgverzekering/Opgave 1 Zorgverzekering – nieuws met visual.docx
@@ -244,11 +244,7 @@
         <w:t xml:space="preserve">De overheid overweegt het eigen risico te verlagen. Bedenk een economisch argument vóór en tégen deze maatregel.</w:t>
       </w:r>
     </w:p>
-    <w:p>
-      <w:r>
-        <w:br w:type="page"/>
-      </w:r>
-    </w:p>
+    <w:p/>
     <w:p>
       <w:pPr>
         <w:spacing w:after="100"/>
